--- a/aula66/Guia Prático-66.docx
+++ b/aula66/Guia Prático-66.docx
@@ -40,22 +40,47 @@
         <w:rPr>
           <w:color w:val="1F1F1F"/>
         </w:rPr>
-        <w:t xml:space="preserve"> Acessem os links abaixo pelo computador (e também pelo celular). Naveguem, interajam e reparem em como a elite do desenvolvimento Front-</w:t>
-      </w:r>
-      <w:proofErr w:type="spellStart"/>
-      <w:r>
-        <w:rPr>
-          <w:color w:val="1F1F1F"/>
-        </w:rPr>
-        <w:t>end</w:t>
-      </w:r>
-      <w:proofErr w:type="spellEnd"/>
-      <w:r>
-        <w:rPr>
-          <w:color w:val="1F1F1F"/>
-        </w:rPr>
-        <w:t xml:space="preserve"> e UX/UI se apresenta ao mercado. O seu portfólio será o seu próximo projeto de vida!</w:t>
-      </w:r>
+        <w:t xml:space="preserve"> Acessem os links abaixo pelo computador (e também pelo celular). Naveguem, interajam e reparem em como a elite do desenvolvimento Front-end e UX/UI se apresenta ao mercado. O seu portfólio será o seu próximo projeto de vida!</w:t>
+      </w:r>
+    </w:p>
+    <w:p>
+      <w:pPr>
+        <w:pStyle w:val="NormalWeb"/>
+        <w:spacing w:after="0" w:afterAutospacing="0"/>
+        <w:rPr>
+          <w:color w:val="1F1F1F"/>
+        </w:rPr>
+      </w:pPr>
+      <w:r>
+        <w:rPr>
+          <w:color w:val="1F1F1F"/>
+        </w:rPr>
+        <w:t>https://github.com/joaopaulovieira-dev</w:t>
+      </w:r>
+    </w:p>
+    <w:p>
+      <w:pPr>
+        <w:pStyle w:val="NormalWeb"/>
+        <w:spacing w:after="0" w:afterAutospacing="0"/>
+        <w:rPr>
+          <w:color w:val="1F1F1F"/>
+        </w:rPr>
+      </w:pPr>
+      <w:r>
+        <w:rPr>
+          <w:color w:val="1F1F1F"/>
+        </w:rPr>
+        <w:t>https://github.com/rafael-figueiredo-alves</w:t>
+      </w:r>
+    </w:p>
+    <w:p>
+      <w:pPr>
+        <w:pStyle w:val="NormalWeb"/>
+        <w:spacing w:after="0" w:afterAutospacing="0"/>
+        <w:rPr>
+          <w:color w:val="1F1F1F"/>
+        </w:rPr>
+      </w:pPr>
     </w:p>
     <w:p>
       <w:pPr>
@@ -151,21 +176,7 @@
         <w:rPr>
           <w:color w:val="1F1F1F"/>
         </w:rPr>
-        <w:t xml:space="preserve"> Bruno Simon é um desenvolvedor francês focado em tecnologias 3D (</w:t>
-      </w:r>
-      <w:proofErr w:type="spellStart"/>
-      <w:r>
-        <w:rPr>
-          <w:color w:val="1F1F1F"/>
-        </w:rPr>
-        <w:t>WebGL</w:t>
-      </w:r>
-      <w:proofErr w:type="spellEnd"/>
-      <w:r>
-        <w:rPr>
-          <w:color w:val="1F1F1F"/>
-        </w:rPr>
-        <w:t xml:space="preserve"> / Three.js). Em vez de uma página comum, o portfólio dele é um jipe em 3D que você dirige com o teclado pelas rodovias de suas habilidades, atropelando os projetos que ele já fez.</w:t>
+        <w:t xml:space="preserve"> Bruno Simon é um desenvolvedor francês focado em tecnologias 3D (WebGL / Three.js). Em vez de uma página comum, o portfólio dele é um jipe em 3D que você dirige com o teclado pelas rodovias de suas habilidades, atropelando os projetos que ele já fez.</w:t>
       </w:r>
     </w:p>
     <w:p>
@@ -209,23 +220,7 @@
           <w:color w:val="1F1F1F"/>
           <w:bdr w:val="none" w:sz="0" w:space="0" w:color="auto" w:frame="1"/>
         </w:rPr>
-        <w:t xml:space="preserve">ATIVIDADE 2: O Minimalismo Perfeito (Brittany </w:t>
-      </w:r>
-      <w:proofErr w:type="spellStart"/>
-      <w:r>
-        <w:rPr>
-          <w:color w:val="1F1F1F"/>
-          <w:bdr w:val="none" w:sz="0" w:space="0" w:color="auto" w:frame="1"/>
-        </w:rPr>
-        <w:t>Chiang</w:t>
-      </w:r>
-      <w:proofErr w:type="spellEnd"/>
-      <w:r>
-        <w:rPr>
-          <w:color w:val="1F1F1F"/>
-          <w:bdr w:val="none" w:sz="0" w:space="0" w:color="auto" w:frame="1"/>
-        </w:rPr>
-        <w:t>)</w:t>
+        <w:t>ATIVIDADE 2: O Minimalismo Perfeito (Brittany Chiang)</w:t>
       </w:r>
       <w:bookmarkEnd w:id="2"/>
     </w:p>
@@ -306,21 +301,7 @@
         <w:rPr>
           <w:color w:val="1F1F1F"/>
         </w:rPr>
-        <w:t xml:space="preserve"> Brittany é uma engenheira de software muito focada em design. Observe o contraste de cores (tema escuro), o menu lateral que persegue você na rolagem, e como ela descreve as linguagens que usou em cada um dos projetos dela usando pequenas "</w:t>
-      </w:r>
-      <w:proofErr w:type="spellStart"/>
-      <w:r>
-        <w:rPr>
-          <w:color w:val="1F1F1F"/>
-        </w:rPr>
-        <w:t>badges</w:t>
-      </w:r>
-      <w:proofErr w:type="spellEnd"/>
-      <w:r>
-        <w:rPr>
-          <w:color w:val="1F1F1F"/>
-        </w:rPr>
-        <w:t>" (etiquetas) idênticas às que usamos no nosso CRUD.</w:t>
+        <w:t xml:space="preserve"> Brittany é uma engenheira de software muito focada em design. Observe o contraste de cores (tema escuro), o menu lateral que persegue você na rolagem, e como ela descreve as linguagens que usou em cada um dos projetos dela usando pequenas "badges" (etiquetas) idênticas às que usamos no nosso CRUD.</w:t>
       </w:r>
     </w:p>
     <w:p>
@@ -364,39 +345,7 @@
           <w:color w:val="1F1F1F"/>
           <w:bdr w:val="none" w:sz="0" w:space="0" w:color="auto" w:frame="1"/>
         </w:rPr>
-        <w:t>ATIVIDADE 3: O "Mago" do CSS (</w:t>
-      </w:r>
-      <w:proofErr w:type="spellStart"/>
-      <w:r>
-        <w:rPr>
-          <w:color w:val="1F1F1F"/>
-          <w:bdr w:val="none" w:sz="0" w:space="0" w:color="auto" w:frame="1"/>
-        </w:rPr>
-        <w:t>Jhey</w:t>
-      </w:r>
-      <w:proofErr w:type="spellEnd"/>
-      <w:r>
-        <w:rPr>
-          <w:color w:val="1F1F1F"/>
-          <w:bdr w:val="none" w:sz="0" w:space="0" w:color="auto" w:frame="1"/>
-        </w:rPr>
-        <w:t xml:space="preserve"> </w:t>
-      </w:r>
-      <w:proofErr w:type="spellStart"/>
-      <w:r>
-        <w:rPr>
-          <w:color w:val="1F1F1F"/>
-          <w:bdr w:val="none" w:sz="0" w:space="0" w:color="auto" w:frame="1"/>
-        </w:rPr>
-        <w:t>Tompkins</w:t>
-      </w:r>
-      <w:proofErr w:type="spellEnd"/>
-      <w:r>
-        <w:rPr>
-          <w:color w:val="1F1F1F"/>
-          <w:bdr w:val="none" w:sz="0" w:space="0" w:color="auto" w:frame="1"/>
-        </w:rPr>
-        <w:t>)</w:t>
+        <w:t>ATIVIDADE 3: O "Mago" do CSS (Jhey Tompkins)</w:t>
       </w:r>
       <w:bookmarkEnd w:id="3"/>
     </w:p>
@@ -421,21 +370,7 @@
         <w:rPr>
           <w:color w:val="1F1F1F"/>
         </w:rPr>
-        <w:t xml:space="preserve"> Ver o poder extremo do CSS e JS </w:t>
-      </w:r>
-      <w:proofErr w:type="gramStart"/>
-      <w:r>
-        <w:rPr>
-          <w:color w:val="1F1F1F"/>
-        </w:rPr>
-        <w:t>puro combinados</w:t>
-      </w:r>
-      <w:proofErr w:type="gramEnd"/>
-      <w:r>
-        <w:rPr>
-          <w:color w:val="1F1F1F"/>
-        </w:rPr>
-        <w:t xml:space="preserve"> com humor.</w:t>
+        <w:t xml:space="preserve"> Ver o poder extremo do CSS e JS puro combinados com humor.</w:t>
       </w:r>
     </w:p>
     <w:p>
@@ -491,21 +426,7 @@
         <w:rPr>
           <w:color w:val="1F1F1F"/>
         </w:rPr>
-        <w:t xml:space="preserve"> </w:t>
-      </w:r>
-      <w:proofErr w:type="spellStart"/>
-      <w:r>
-        <w:rPr>
-          <w:color w:val="1F1F1F"/>
-        </w:rPr>
-        <w:t>Jhey</w:t>
-      </w:r>
-      <w:proofErr w:type="spellEnd"/>
-      <w:r>
-        <w:rPr>
-          <w:color w:val="1F1F1F"/>
-        </w:rPr>
-        <w:t xml:space="preserve"> é engenheiro de design. Ele é famoso por criar "brincadeiras" incrivelmente complexas usando pouco código. Role a página, veja os avatares interativos, botões que reagem ao mouse e a seção de demonstrações onde ele testa os limites do que o navegador web aguenta desenhar.</w:t>
+        <w:t xml:space="preserve"> Jhey é engenheiro de design. Ele é famoso por criar "brincadeiras" incrivelmente complexas usando pouco código. Role a página, veja os avatares interativos, botões que reagem ao mouse e a seção de demonstrações onde ele testa os limites do que o navegador web aguenta desenhar.</w:t>
       </w:r>
     </w:p>
     <w:p>
@@ -527,6 +448,7 @@
           <w:color w:val="1F1F1F"/>
           <w:bdr w:val="none" w:sz="0" w:space="0" w:color="auto" w:frame="1"/>
         </w:rPr>
+        <w:lastRenderedPageBreak/>
         <w:t>Reflexão:</w:t>
       </w:r>
       <w:r>
@@ -549,7 +471,6 @@
           <w:color w:val="1F1F1F"/>
           <w:bdr w:val="none" w:sz="0" w:space="0" w:color="auto" w:frame="1"/>
         </w:rPr>
-        <w:lastRenderedPageBreak/>
         <w:t>ATIVIDADE 4: O Foco no Código (O Estilo "IDE")</w:t>
       </w:r>
       <w:bookmarkEnd w:id="4"/>
@@ -631,35 +552,7 @@
         <w:rPr>
           <w:color w:val="1F1F1F"/>
         </w:rPr>
-        <w:t xml:space="preserve"> </w:t>
-      </w:r>
-      <w:proofErr w:type="spellStart"/>
-      <w:r>
-        <w:rPr>
-          <w:color w:val="1F1F1F"/>
-        </w:rPr>
-        <w:t>Tamal</w:t>
-      </w:r>
-      <w:proofErr w:type="spellEnd"/>
-      <w:r>
-        <w:rPr>
-          <w:color w:val="1F1F1F"/>
-        </w:rPr>
-        <w:t xml:space="preserve"> </w:t>
-      </w:r>
-      <w:proofErr w:type="spellStart"/>
-      <w:r>
-        <w:rPr>
-          <w:color w:val="1F1F1F"/>
-        </w:rPr>
-        <w:t>Sen</w:t>
-      </w:r>
-      <w:proofErr w:type="spellEnd"/>
-      <w:r>
-        <w:rPr>
-          <w:color w:val="1F1F1F"/>
-        </w:rPr>
-        <w:t xml:space="preserve"> é um engenheiro de software que fez seu portfólio se parecer com um editor de código de verdade (como o VS Code que usamos em aula). Tem o tema escuro, código de fundo e a disposição da tela remete a linhas de programação.</w:t>
+        <w:t xml:space="preserve"> Tamal Sen é um engenheiro de software que fez seu portfólio se parecer com um editor de código de verdade (como o VS Code que usamos em aula). Tem o tema escuro, código de fundo e a disposição da tela remete a linhas de programação.</w:t>
       </w:r>
     </w:p>
     <w:p>
@@ -687,21 +580,7 @@
         <w:rPr>
           <w:color w:val="1F1F1F"/>
         </w:rPr>
-        <w:t xml:space="preserve"> Adaptar a "cara" do seu portfólio para o seu público alvo. Se você é focado em Back-</w:t>
-      </w:r>
-      <w:proofErr w:type="spellStart"/>
-      <w:r>
-        <w:rPr>
-          <w:color w:val="1F1F1F"/>
-        </w:rPr>
-        <w:t>end</w:t>
-      </w:r>
-      <w:proofErr w:type="spellEnd"/>
-      <w:r>
-        <w:rPr>
-          <w:color w:val="1F1F1F"/>
-        </w:rPr>
-        <w:t>, um estilo focado em terminais e código limpo fala diretamente ao coração de um tech lead.</w:t>
+        <w:t xml:space="preserve"> Adaptar a "cara" do seu portfólio para o seu público alvo. Se você é focado em Back-end, um estilo focado em terminais e código limpo fala diretamente ao coração de um tech lead.</w:t>
       </w:r>
     </w:p>
     <w:p/>
